--- a/mps-nivel-c/oficial/04_registros/AASP_CNJ/REQ-AASPCNJ01-001_Documento-de-Requisitos.docx
+++ b/mps-nivel-c/oficial/04_registros/AASP_CNJ/REQ-AASPCNJ01-001_Documento-de-Requisitos.docx
@@ -450,7 +450,7 @@
                 <w:i w:val="0"/>
                 <w:sz w:val="20"/>
               </w:rPr>
-              <w:t>Abraão Oliveira (GP / Tech Lead) · Cézar (Arquiteto)</w:t>
+              <w:t>Abraão Oliveira (GP / Tech Lead) · Cézar Hiraki (Arquiteto)</w:t>
             </w:r>
           </w:p>
         </w:tc>

--- a/mps-nivel-c/oficial/04_registros/AASP_CNJ/REQ-AASPCNJ01-001_Documento-de-Requisitos.docx
+++ b/mps-nivel-c/oficial/04_registros/AASP_CNJ/REQ-AASPCNJ01-001_Documento-de-Requisitos.docx
@@ -450,7 +450,7 @@
                 <w:i w:val="0"/>
                 <w:sz w:val="20"/>
               </w:rPr>
-              <w:t>Abraão Oliveira (GP / Tech Lead) · Cézar Hiraki (Arquiteto)</w:t>
+              <w:t>Cezar Hiraki Velazquez (GP / Tech Lead) · Cezar Hiraki Velazquez (Arquiteto)</w:t>
             </w:r>
           </w:p>
         </w:tc>
@@ -659,7 +659,7 @@
                 <w:i w:val="0"/>
                 <w:sz w:val="20"/>
               </w:rPr>
-              <w:t>Carlos Alves (Representante do Cliente — AASP)</w:t>
+              <w:t>Marcos Correa Fernandez Turnes (Representante do Cliente — AASP)</w:t>
             </w:r>
           </w:p>
         </w:tc>
@@ -3808,7 +3808,7 @@
                 <w:i w:val="0"/>
                 <w:sz w:val="20"/>
               </w:rPr>
-              <w:t>Carlos Alves</w:t>
+              <w:t>Marcos Correa Fernandez Turnes</w:t>
             </w:r>
           </w:p>
         </w:tc>

--- a/mps-nivel-c/oficial/04_registros/AASP_CNJ/REQ-AASPCNJ01-001_Documento-de-Requisitos.docx
+++ b/mps-nivel-c/oficial/04_registros/AASP_CNJ/REQ-AASPCNJ01-001_Documento-de-Requisitos.docx
@@ -450,7 +450,7 @@
                 <w:i w:val="0"/>
                 <w:sz w:val="20"/>
               </w:rPr>
-              <w:t>Cezar Hiraki Velazquez (GP / Tech Lead) · Cezar Hiraki Velazquez (Arquiteto)</w:t>
+              <w:t>Cézar Hiraki Velázquez (GP / Tech Lead) · Cézar Hiraki Velázquez (Arquiteto)</w:t>
             </w:r>
           </w:p>
         </w:tc>

--- a/mps-nivel-c/oficial/04_registros/AASP_CNJ/REQ-AASPCNJ01-001_Documento-de-Requisitos.docx
+++ b/mps-nivel-c/oficial/04_registros/AASP_CNJ/REQ-AASPCNJ01-001_Documento-de-Requisitos.docx
@@ -34,7 +34,7 @@
           <w:color w:val="555555"/>
           <w:sz w:val="20"/>
         </w:rPr>
-        <w:t>REQ-AASPCNJ01-001   ·   Versão Data   ·   11/06/2026   ·   Timeware Brasil</w:t>
+        <w:t>REQ-AASPCNJ01-001   ·   Versão 1.0   ·   11/06/2026   ·   Timeware Brasil</w:t>
       </w:r>
     </w:p>
     <w:p>

--- a/mps-nivel-c/oficial/04_registros/AASP_CNJ/REQ-AASPCNJ01-001_Documento-de-Requisitos.docx
+++ b/mps-nivel-c/oficial/04_registros/AASP_CNJ/REQ-AASPCNJ01-001_Documento-de-Requisitos.docx
@@ -34,7 +34,7 @@
           <w:color w:val="555555"/>
           <w:sz w:val="20"/>
         </w:rPr>
-        <w:t>REQ-AASPCNJ01-001   ·   Versão Data   ·   11/06/2026   ·   Timeware Brasil</w:t>
+        <w:t>REQ-AASPCNJ01-001   ·   Versão 1.0   ·   11/06/2026   ·   Timeware Brasil</w:t>
       </w:r>
     </w:p>
     <w:p>
@@ -450,7 +450,7 @@
                 <w:i w:val="0"/>
                 <w:sz w:val="20"/>
               </w:rPr>
-              <w:t>Abraão Oliveira (GP / Tech Lead) · Cézar Hiraki (Arquiteto)</w:t>
+              <w:t>Cézar Hiraki Velázquez (GP / Tech Lead) · Cézar Hiraki Velázquez (Arquiteto)</w:t>
             </w:r>
           </w:p>
         </w:tc>
@@ -659,7 +659,7 @@
                 <w:i w:val="0"/>
                 <w:sz w:val="20"/>
               </w:rPr>
-              <w:t>Carlos Alves (Representante do Cliente — AASP)</w:t>
+              <w:t>Marcos Correa Fernandez Turnes (Representante do Cliente — AASP)</w:t>
             </w:r>
           </w:p>
         </w:tc>
@@ -3808,7 +3808,7 @@
                 <w:i w:val="0"/>
                 <w:sz w:val="20"/>
               </w:rPr>
-              <w:t>Carlos Alves</w:t>
+              <w:t>Marcos Correa Fernandez Turnes</w:t>
             </w:r>
           </w:p>
         </w:tc>

--- a/mps-nivel-c/oficial/04_registros/AASP_CNJ/REQ-AASPCNJ01-001_Documento-de-Requisitos.docx
+++ b/mps-nivel-c/oficial/04_registros/AASP_CNJ/REQ-AASPCNJ01-001_Documento-de-Requisitos.docx
@@ -450,7 +450,7 @@
                 <w:i w:val="0"/>
                 <w:sz w:val="20"/>
               </w:rPr>
-              <w:t>Cézar Hiraki Velázquez (GP / Tech Lead) · Cézar Hiraki Velázquez (Arquiteto)</w:t>
+              <w:t>Cézar Hiraki Velázquez (Tech Lead / DevOps / Arquiteto)</w:t>
             </w:r>
           </w:p>
         </w:tc>

--- a/mps-nivel-c/oficial/04_registros/AASP_CNJ/REQ-AASPCNJ01-001_Documento-de-Requisitos.docx
+++ b/mps-nivel-c/oficial/04_registros/AASP_CNJ/REQ-AASPCNJ01-001_Documento-de-Requisitos.docx
@@ -4194,7 +4194,7 @@
                 <w:i w:val="0"/>
                 <w:sz w:val="20"/>
               </w:rPr>
-              <w:t>11/06/2026</w:t>
+              <w:t>01/10/2025</w:t>
             </w:r>
           </w:p>
         </w:tc>
@@ -4219,7 +4219,7 @@
                 <w:i w:val="0"/>
                 <w:sz w:val="20"/>
               </w:rPr>
-              <w:t>Time de Melhoria Contínua</w:t>
+              <w:t>Cézar Hiraki Velázquez (Tech Lead) e Abraão Oliveira (Gerente de Projeto)</w:t>
             </w:r>
           </w:p>
         </w:tc>
@@ -4244,7 +4244,7 @@
                 <w:i w:val="0"/>
                 <w:sz w:val="20"/>
               </w:rPr>
-              <w:t>Documento de requisitos consolidado a partir do Registro de Projeto AASP_CNJ v1.0 (08/06/2026).</w:t>
+              <w:t>Especificação inicial dos requisitos.</w:t>
             </w:r>
           </w:p>
         </w:tc>

--- a/mps-nivel-c/oficial/04_registros/AASP_CNJ/REQ-AASPCNJ01-001_Documento-de-Requisitos.docx
+++ b/mps-nivel-c/oficial/04_registros/AASP_CNJ/REQ-AASPCNJ01-001_Documento-de-Requisitos.docx
@@ -394,7 +394,7 @@
                 <w:i w:val="0"/>
                 <w:sz w:val="20"/>
               </w:rPr>
-              <w:t>11/06/2026</w:t>
+              <w:t>06/11/2025</w:t>
             </w:r>
           </w:p>
         </w:tc>
@@ -4194,7 +4194,7 @@
                 <w:i w:val="0"/>
                 <w:sz w:val="20"/>
               </w:rPr>
-              <w:t>11/06/2026</w:t>
+              <w:t>06/11/2025</w:t>
             </w:r>
           </w:p>
         </w:tc>
@@ -4219,7 +4219,7 @@
                 <w:i w:val="0"/>
                 <w:sz w:val="20"/>
               </w:rPr>
-              <w:t>Time de Melhoria Contínua</w:t>
+              <w:t>Equipe Técnica</w:t>
             </w:r>
           </w:p>
         </w:tc>

--- a/mps-nivel-c/oficial/04_registros/AASP_CNJ/REQ-AASPCNJ01-001_Documento-de-Requisitos.docx
+++ b/mps-nivel-c/oficial/04_registros/AASP_CNJ/REQ-AASPCNJ01-001_Documento-de-Requisitos.docx
@@ -34,7 +34,7 @@
           <w:color w:val="555555"/>
           <w:sz w:val="20"/>
         </w:rPr>
-        <w:t>REQ-AASPCNJ01-001   ·   Versão 1.0   ·   11/06/2026   ·   Timeware Brasil</w:t>
+        <w:t>REQ-AASPCNJ01-001   ·   Versão 1.0   ·   06/11/2025   ·   Timeware Brasil</w:t>
       </w:r>
     </w:p>
     <w:p>
@@ -883,6 +883,7 @@
         <w:gridCol w:w="2225"/>
         <w:gridCol w:w="2225"/>
         <w:gridCol w:w="2225"/>
+        <w:gridCol/>
       </w:tblGrid>
       <w:tr>
         <w:trPr>
@@ -993,6 +994,33 @@
                 <w:sz w:val="20"/>
               </w:rPr>
               <w:t>Prioridade</w:t>
+            </w:r>
+          </w:p>
+        </w:tc>
+        <w:tc>
+          <w:tcPr>
+            <w:tcW w:type="dxa" w:w="2225"/>
+            <w:tcMar>
+              <w:top w:w="60" w:type="dxa"/>
+              <w:bottom w:w="60" w:type="dxa"/>
+              <w:left w:w="100" w:type="dxa"/>
+              <w:right w:w="100" w:type="dxa"/>
+            </w:tcMar>
+            <w:shd w:val="clear" w:color="auto" w:fill="003366"/>
+          </w:tcPr>
+          <w:p>
+            <w:pPr>
+              <w:spacing w:before="40" w:after="40"/>
+            </w:pPr>
+            <w:r>
+              <w:rPr>
+                <w:rFonts w:ascii="Calibri" w:hAnsi="Calibri"/>
+                <w:b/>
+                <w:i w:val="0"/>
+                <w:color w:val="FFFFFF"/>
+                <w:sz w:val="20"/>
+              </w:rPr>
+              <w:t>Critérios de aceite</w:t>
             </w:r>
           </w:p>
         </w:tc>
@@ -1124,6 +1152,32 @@
             </w:r>
           </w:p>
         </w:tc>
+        <w:tc>
+          <w:tcPr>
+            <w:tcW w:type="dxa" w:w="2225"/>
+            <w:tcMar>
+              <w:top w:w="60" w:type="dxa"/>
+              <w:bottom w:w="60" w:type="dxa"/>
+              <w:left w:w="100" w:type="dxa"/>
+              <w:right w:w="100" w:type="dxa"/>
+            </w:tcMar>
+            <w:shd w:val="clear" w:color="auto" w:fill="EBF5FB"/>
+          </w:tcPr>
+          <w:p>
+            <w:pPr>
+              <w:spacing w:before="40" w:after="40"/>
+            </w:pPr>
+            <w:r>
+              <w:rPr>
+                <w:rFonts w:ascii="Calibri" w:hAnsi="Calibri"/>
+                <w:b w:val="0"/>
+                <w:i w:val="0"/>
+                <w:sz w:val="20"/>
+              </w:rPr>
+              <w:t>Processos com CodigoFonteAPI nulo capturados via DataJud/CNJ como fonte primária, com status de captura correto. Verif.: CA01 (REL-VV).</w:t>
+            </w:r>
+          </w:p>
+        </w:tc>
       </w:tr>
       <w:tr>
         <w:trPr>
@@ -1226,6 +1280,31 @@
                 <w:sz w:val="20"/>
               </w:rPr>
               <w:t>Alta</w:t>
+            </w:r>
+          </w:p>
+        </w:tc>
+        <w:tc>
+          <w:tcPr>
+            <w:tcW w:type="dxa" w:w="2225"/>
+            <w:tcMar>
+              <w:top w:w="60" w:type="dxa"/>
+              <w:bottom w:w="60" w:type="dxa"/>
+              <w:left w:w="100" w:type="dxa"/>
+              <w:right w:w="100" w:type="dxa"/>
+            </w:tcMar>
+          </w:tcPr>
+          <w:p>
+            <w:pPr>
+              <w:spacing w:before="40" w:after="40"/>
+            </w:pPr>
+            <w:r>
+              <w:rPr>
+                <w:rFonts w:ascii="Calibri" w:hAnsi="Calibri"/>
+                <w:b w:val="0"/>
+                <w:i w:val="0"/>
+                <w:sz w:val="20"/>
+              </w:rPr>
+              <w:t>Quando a API CNJ não retorna resultado, a captura ocorre via engine EPROC/ESAJ para o TJSP. Verif.: CA01/CA05 (REL-VV).</w:t>
             </w:r>
           </w:p>
         </w:tc>
@@ -1338,6 +1417,32 @@
             </w:r>
           </w:p>
         </w:tc>
+        <w:tc>
+          <w:tcPr>
+            <w:tcW w:type="dxa" w:w="2225"/>
+            <w:tcMar>
+              <w:top w:w="60" w:type="dxa"/>
+              <w:bottom w:w="60" w:type="dxa"/>
+              <w:left w:w="100" w:type="dxa"/>
+              <w:right w:w="100" w:type="dxa"/>
+            </w:tcMar>
+            <w:shd w:val="clear" w:color="auto" w:fill="EBF5FB"/>
+          </w:tcPr>
+          <w:p>
+            <w:pPr>
+              <w:spacing w:before="40" w:after="40"/>
+            </w:pPr>
+            <w:r>
+              <w:rPr>
+                <w:rFonts w:ascii="Calibri" w:hAnsi="Calibri"/>
+                <w:b w:val="0"/>
+                <w:i w:val="0"/>
+                <w:sz w:val="20"/>
+              </w:rPr>
+              <w:t>Fila RabbitMQ lida de forma unificada, independente do tribunal de origem. Verif.: CA01 (REL-VV).</w:t>
+            </w:r>
+          </w:p>
+        </w:tc>
       </w:tr>
       <w:tr>
         <w:trPr>
@@ -1440,6 +1545,31 @@
                 <w:sz w:val="20"/>
               </w:rPr>
               <w:t>Alta</w:t>
+            </w:r>
+          </w:p>
+        </w:tc>
+        <w:tc>
+          <w:tcPr>
+            <w:tcW w:type="dxa" w:w="2225"/>
+            <w:tcMar>
+              <w:top w:w="60" w:type="dxa"/>
+              <w:bottom w:w="60" w:type="dxa"/>
+              <w:left w:w="100" w:type="dxa"/>
+              <w:right w:w="100" w:type="dxa"/>
+            </w:tcMar>
+          </w:tcPr>
+          <w:p>
+            <w:pPr>
+              <w:spacing w:before="40" w:after="40"/>
+            </w:pPr>
+            <w:r>
+              <w:rPr>
+                <w:rFonts w:ascii="Calibri" w:hAnsi="Calibri"/>
+                <w:b w:val="0"/>
+                <w:i w:val="0"/>
+                <w:sz w:val="20"/>
+              </w:rPr>
+              <w:t>Após captura via CNJ, o processo é desligado nas APIs parceiras, com log de desligamento. Verif.: CA06 (REL-VV).</w:t>
             </w:r>
           </w:p>
         </w:tc>
@@ -1549,6 +1679,32 @@
                 <w:sz w:val="20"/>
               </w:rPr>
               <w:t>Alta</w:t>
+            </w:r>
+          </w:p>
+        </w:tc>
+        <w:tc>
+          <w:tcPr>
+            <w:tcW w:type="dxa" w:w="2225"/>
+            <w:tcMar>
+              <w:top w:w="60" w:type="dxa"/>
+              <w:bottom w:w="60" w:type="dxa"/>
+              <w:left w:w="100" w:type="dxa"/>
+              <w:right w:w="100" w:type="dxa"/>
+            </w:tcMar>
+            <w:shd w:val="clear" w:color="auto" w:fill="EBF5FB"/>
+          </w:tcPr>
+          <w:p>
+            <w:pPr>
+              <w:spacing w:before="40" w:after="40"/>
+            </w:pPr>
+            <w:r>
+              <w:rPr>
+                <w:rFonts w:ascii="Calibri" w:hAnsi="Calibri"/>
+                <w:b w:val="0"/>
+                <w:i w:val="0"/>
+                <w:sz w:val="20"/>
+              </w:rPr>
+              <w:t>Token Bearer da API CNJ gerenciado de forma compartilhada entre instâncias, com renovação automática. Verif.: CA01 (REL-VV).</w:t>
             </w:r>
           </w:p>
         </w:tc>
@@ -1695,6 +1851,31 @@
             </w:r>
           </w:p>
         </w:tc>
+        <w:tc>
+          <w:tcPr>
+            <w:tcW w:type="dxa" w:w="2225"/>
+            <w:tcMar>
+              <w:top w:w="60" w:type="dxa"/>
+              <w:bottom w:w="60" w:type="dxa"/>
+              <w:left w:w="100" w:type="dxa"/>
+              <w:right w:w="100" w:type="dxa"/>
+            </w:tcMar>
+          </w:tcPr>
+          <w:p>
+            <w:pPr>
+              <w:spacing w:before="40" w:after="40"/>
+            </w:pPr>
+            <w:r>
+              <w:rPr>
+                <w:rFonts w:ascii="Calibri" w:hAnsi="Calibri"/>
+                <w:b w:val="0"/>
+                <w:i w:val="0"/>
+                <w:sz w:val="20"/>
+              </w:rPr>
+              <w:t>CodigoFonteAPI registrado em ProcessoCaptura, rastreando a fonte de cada captura. Verif.: CA01 (REL-VV).</w:t>
+            </w:r>
+          </w:p>
+        </w:tc>
       </w:tr>
       <w:tr>
         <w:trPr>
@@ -1804,6 +1985,32 @@
             </w:r>
           </w:p>
         </w:tc>
+        <w:tc>
+          <w:tcPr>
+            <w:tcW w:type="dxa" w:w="2225"/>
+            <w:tcMar>
+              <w:top w:w="60" w:type="dxa"/>
+              <w:bottom w:w="60" w:type="dxa"/>
+              <w:left w:w="100" w:type="dxa"/>
+              <w:right w:w="100" w:type="dxa"/>
+            </w:tcMar>
+            <w:shd w:val="clear" w:color="auto" w:fill="EBF5FB"/>
+          </w:tcPr>
+          <w:p>
+            <w:pPr>
+              <w:spacing w:before="40" w:after="40"/>
+            </w:pPr>
+            <w:r>
+              <w:rPr>
+                <w:rFonts w:ascii="Calibri" w:hAnsi="Calibri"/>
+                <w:b w:val="0"/>
+                <w:i w:val="0"/>
+                <w:sz w:val="20"/>
+              </w:rPr>
+              <w:t>Fallback para APIs parceiras quando CNJ e EPROC/ESAJ falham, por ordem de prioridade. Verif.: CA05/CA06 (REL-VV).</w:t>
+            </w:r>
+          </w:p>
+        </w:tc>
       </w:tr>
       <w:tr>
         <w:trPr>
@@ -1906,6 +2113,31 @@
                 <w:sz w:val="20"/>
               </w:rPr>
               <w:t>Alta</w:t>
+            </w:r>
+          </w:p>
+        </w:tc>
+        <w:tc>
+          <w:tcPr>
+            <w:tcW w:type="dxa" w:w="2225"/>
+            <w:tcMar>
+              <w:top w:w="60" w:type="dxa"/>
+              <w:bottom w:w="60" w:type="dxa"/>
+              <w:left w:w="100" w:type="dxa"/>
+              <w:right w:w="100" w:type="dxa"/>
+            </w:tcMar>
+          </w:tcPr>
+          <w:p>
+            <w:pPr>
+              <w:spacing w:before="40" w:after="40"/>
+            </w:pPr>
+            <w:r>
+              <w:rPr>
+                <w:rFonts w:ascii="Calibri" w:hAnsi="Calibri"/>
+                <w:b w:val="0"/>
+                <w:i w:val="0"/>
+                <w:sz w:val="20"/>
+              </w:rPr>
+              <w:t>Retornos das parceiras tratados: NUP inválido, vazio/aguardando, erro total e erro parcial por instância. Verif.: CA05 (REL-VV).</w:t>
             </w:r>
           </w:p>
         </w:tc>
@@ -2037,6 +2269,32 @@
             </w:r>
           </w:p>
         </w:tc>
+        <w:tc>
+          <w:tcPr>
+            <w:tcW w:type="dxa" w:w="2225"/>
+            <w:tcMar>
+              <w:top w:w="60" w:type="dxa"/>
+              <w:bottom w:w="60" w:type="dxa"/>
+              <w:left w:w="100" w:type="dxa"/>
+              <w:right w:w="100" w:type="dxa"/>
+            </w:tcMar>
+            <w:shd w:val="clear" w:color="auto" w:fill="EBF5FB"/>
+          </w:tcPr>
+          <w:p>
+            <w:pPr>
+              <w:spacing w:before="40" w:after="40"/>
+            </w:pPr>
+            <w:r>
+              <w:rPr>
+                <w:rFonts w:ascii="Calibri" w:hAnsi="Calibri"/>
+                <w:b w:val="0"/>
+                <w:i w:val="0"/>
+                <w:sz w:val="20"/>
+              </w:rPr>
+              <w:t>Erros detalhados registrados no campo Observacao das tabelas de controle, por instância. Verif.: CA05 (REL-VV).</w:t>
+            </w:r>
+          </w:p>
+        </w:tc>
       </w:tr>
       <w:tr>
         <w:trPr>
@@ -2139,6 +2397,31 @@
                 <w:sz w:val="20"/>
               </w:rPr>
               <w:t>Alta</w:t>
+            </w:r>
+          </w:p>
+        </w:tc>
+        <w:tc>
+          <w:tcPr>
+            <w:tcW w:type="dxa" w:w="2225"/>
+            <w:tcMar>
+              <w:top w:w="60" w:type="dxa"/>
+              <w:bottom w:w="60" w:type="dxa"/>
+              <w:left w:w="100" w:type="dxa"/>
+              <w:right w:w="100" w:type="dxa"/>
+            </w:tcMar>
+          </w:tcPr>
+          <w:p>
+            <w:pPr>
+              <w:spacing w:before="40" w:after="40"/>
+            </w:pPr>
+            <w:r>
+              <w:rPr>
+                <w:rFonts w:ascii="Calibri" w:hAnsi="Calibri"/>
+                <w:b w:val="0"/>
+                <w:i w:val="0"/>
+                <w:sz w:val="20"/>
+              </w:rPr>
+              <w:t>Processos em segredo de justiça identificados e registrados por instância (acessíveis vs restritas). Verif.: CA07 (REL-VV).</w:t>
             </w:r>
           </w:p>
         </w:tc>
@@ -2251,6 +2534,32 @@
             </w:r>
           </w:p>
         </w:tc>
+        <w:tc>
+          <w:tcPr>
+            <w:tcW w:type="dxa" w:w="2225"/>
+            <w:tcMar>
+              <w:top w:w="60" w:type="dxa"/>
+              <w:bottom w:w="60" w:type="dxa"/>
+              <w:left w:w="100" w:type="dxa"/>
+              <w:right w:w="100" w:type="dxa"/>
+            </w:tcMar>
+            <w:shd w:val="clear" w:color="auto" w:fill="EBF5FB"/>
+          </w:tcPr>
+          <w:p>
+            <w:pPr>
+              <w:spacing w:before="40" w:after="40"/>
+            </w:pPr>
+            <w:r>
+              <w:rPr>
+                <w:rFonts w:ascii="Calibri" w:hAnsi="Calibri"/>
+                <w:b w:val="0"/>
+                <w:i w:val="0"/>
+                <w:sz w:val="20"/>
+              </w:rPr>
+              <w:t>Dados capturados enviados à API AndamentosProcessuais via webhook e indexados no Elasticsearch. Verif.: CA04 (REL-VV).</w:t>
+            </w:r>
+          </w:p>
+        </w:tc>
       </w:tr>
       <w:tr>
         <w:trPr>
@@ -2353,6 +2662,31 @@
                 <w:sz w:val="20"/>
               </w:rPr>
               <w:t>Alta</w:t>
+            </w:r>
+          </w:p>
+        </w:tc>
+        <w:tc>
+          <w:tcPr>
+            <w:tcW w:type="dxa" w:w="2225"/>
+            <w:tcMar>
+              <w:top w:w="60" w:type="dxa"/>
+              <w:bottom w:w="60" w:type="dxa"/>
+              <w:left w:w="100" w:type="dxa"/>
+              <w:right w:w="100" w:type="dxa"/>
+            </w:tcMar>
+          </w:tcPr>
+          <w:p>
+            <w:pPr>
+              <w:spacing w:before="40" w:after="40"/>
+            </w:pPr>
+            <w:r>
+              <w:rPr>
+                <w:rFonts w:ascii="Calibri" w:hAnsi="Calibri"/>
+                <w:b w:val="0"/>
+                <w:i w:val="0"/>
+                <w:sz w:val="20"/>
+              </w:rPr>
+              <w:t>CapturaServer enfileira todos os processos no RabbitMQ de forma unificada, independente do tribunal. Verif.: CA02 (REL-VV).</w:t>
             </w:r>
           </w:p>
         </w:tc>
@@ -4244,7 +4578,7 @@
                 <w:i w:val="0"/>
                 <w:sz w:val="20"/>
               </w:rPr>
-              <w:t>Documento de requisitos consolidado a partir do Registro de Projeto AASP_CNJ v1.0 (08/06/2026).</w:t>
+              <w:t>Documento de requisitos consolidado a partir do Registro de Projeto AASP_CNJ v1.0.</w:t>
             </w:r>
           </w:p>
         </w:tc>
